--- a/letters/06_Copyright_Registration_Engagement_Agreement.docx
+++ b/letters/06_Copyright_Registration_Engagement_Agreement.docx
@@ -427,40 +427,7 @@
           <w:sz w:val="21"/>
           <w:szCs w:val="21"/>
         </w:rPr>
-        <w:t xml:space="preserve">☐  </w:t>
-      </w:r>
-      <w:r>
-        <w:rPr>
-          <w:rFonts w:ascii="Calibri" w:cs="Calibri" w:eastAsia="Calibri" w:hAnsi="Calibri"/>
-          <w:b w:val="false"/>
-          <w:bCs w:val="false"/>
-          <w:sz w:val="21"/>
-          <w:szCs w:val="21"/>
-        </w:rPr>
-        <w:t xml:space="preserve">Client's state of residence and governing law for this engagement is Georgia</w:t>
-      </w:r>
-    </w:p>
-    <w:p>
-      <w:pPr>
-        <w:spacing w:after="60" w:before="100"/>
-      </w:pPr>
-      <w:r>
-        <w:rPr>
-          <w:rFonts w:ascii="Calibri" w:cs="Calibri" w:eastAsia="Calibri" w:hAnsi="Calibri"/>
-          <w:sz w:val="21"/>
-          <w:szCs w:val="21"/>
-        </w:rPr>
-        <w:t xml:space="preserve">☐  </w:t>
-      </w:r>
-      <w:r>
-        <w:rPr>
-          <w:rFonts w:ascii="Calibri" w:cs="Calibri" w:eastAsia="Calibri" w:hAnsi="Calibri"/>
-          <w:b w:val="false"/>
-          <w:bCs w:val="false"/>
-          <w:sz w:val="21"/>
-          <w:szCs w:val="21"/>
-        </w:rPr>
-        <w:t xml:space="preserve">Client's state of residence and governing law for this engagement is Texas</w:t>
+        <w:t xml:space="preserve">This Agreement, and the underlying engagement, are governed by the laws of the State of Texas, without regard to conflict of law principles. Copyright registration itself is governed exclusively by federal law, including the Copyright Act, and by the rules and regulations of the United States Copyright Office. Because this is a federal matter, Client may reside in any state, and this engagement is not limited to residents of Texas or Georgia.</w:t>
       </w:r>
     </w:p>
     <w:p>

--- a/letters/06_Copyright_Registration_Engagement_Agreement.docx
+++ b/letters/06_Copyright_Registration_Engagement_Agreement.docx
@@ -169,20 +169,20 @@
           <w:sz w:val="21"/>
           <w:szCs w:val="21"/>
         </w:rPr>
-        <w:t xml:space="preserve">The total attorney fee is due in full at the time Client signs this Agreement, payable through the Firm's online payment portal. Advance fees are deposited into Attorney's IOLTA trust account and are not earned by Attorney until the application is filed with the U.S. Copyright Office, consistent with Attorney's standard trust accounting practice.</w:t>
-      </w:r>
-    </w:p>
-    <w:p>
-      <w:pPr>
-        <w:spacing w:after="140" w:line="276"/>
-      </w:pPr>
-      <w:r>
-        <w:rPr>
-          <w:rFonts w:ascii="Calibri" w:cs="Calibri" w:eastAsia="Calibri" w:hAnsi="Calibri"/>
-          <w:sz w:val="21"/>
-          <w:szCs w:val="21"/>
-        </w:rPr>
-        <w:t xml:space="preserve">If Client wishes to pay in installments rather than in full at signing, Client may request an installment payment plan before signing. Any installment plan must be set up through Attorney's practice management system and requires a saved payment method on file. Amounts collected under an installment plan remain unearned advance fees held in trust until the application is filed, regardless of the collection schedule, and installment payments do not begin the engagement or reserve Attorney's services until the plan is approved and the first payment is processed.</w:t>
+        <w:t xml:space="preserve">The total attorney fee is due in full at the time Client signs this Agreement, payable through the Firm's online payment portal. The application will not be filed until this fee is paid in full. Advance fees are deposited into Attorney's IOLTA trust account and are released to Attorney's operating account only as earned under the milestone in the following section. As there is no guarantee of outcome for any copyright filing, earning of the fee is not conditioned upon the U.S. Copyright Office's issuance of a certificate of registration.</w:t>
+      </w:r>
+    </w:p>
+    <w:p>
+      <w:pPr>
+        <w:spacing w:after="140" w:line="276"/>
+      </w:pPr>
+      <w:r>
+        <w:rPr>
+          <w:rFonts w:ascii="Calibri" w:cs="Calibri" w:eastAsia="Calibri" w:hAnsi="Calibri"/>
+          <w:sz w:val="21"/>
+          <w:szCs w:val="21"/>
+        </w:rPr>
+        <w:t xml:space="preserve">If Client wishes to pay in installments rather than in full at signing, Client may request an installment payment plan before signing. Any installment plan must be set up through Attorney's practice management system and requires a saved payment method on file. Amounts collected under an installment plan remain unearned advance fees held in trust until earned under the milestone in the following section, regardless of the collection schedule, and installment payments do not begin the engagement or reserve Attorney's services until the plan is approved and the first payment is processed.</w:t>
       </w:r>
     </w:p>
     <w:p>
@@ -211,7 +211,136 @@
           <w:sz w:val="22"/>
           <w:szCs w:val="22"/>
         </w:rPr>
-        <w:t xml:space="preserve">Section 3. Deliverables and Acceptance</w:t>
+        <w:t xml:space="preserve">Section 3. Fee Earning Milestones</w:t>
+      </w:r>
+    </w:p>
+    <w:p>
+      <w:pPr>
+        <w:spacing w:after="140" w:line="276"/>
+      </w:pPr>
+      <w:r>
+        <w:rPr>
+          <w:rFonts w:ascii="Calibri" w:cs="Calibri" w:eastAsia="Calibri" w:hAnsi="Calibri"/>
+          <w:sz w:val="21"/>
+          <w:szCs w:val="21"/>
+        </w:rPr>
+        <w:t xml:space="preserve">The fee is earned by Attorney, and transferred from the Firm's IOLTA trust account to Attorney's operating account, according to the following milestone:</w:t>
+      </w:r>
+    </w:p>
+    <w:tbl>
+      <w:tblPr>
+        <w:tblW w:type="dxa" w:w="9350"/>
+        <w:tblBorders>
+          <w:top w:val="single" w:color="auto" w:sz="4"/>
+          <w:left w:val="single" w:color="auto" w:sz="4"/>
+          <w:bottom w:val="single" w:color="auto" w:sz="4"/>
+          <w:right w:val="single" w:color="auto" w:sz="4"/>
+          <w:insideH w:val="single" w:color="auto" w:sz="4"/>
+          <w:insideV w:val="single" w:color="auto" w:sz="4"/>
+        </w:tblBorders>
+      </w:tblPr>
+      <w:tblGrid>
+        <w:gridCol w:w="6350"/>
+        <w:gridCol w:w="3000"/>
+      </w:tblGrid>
+      <w:tr>
+        <w:tc>
+          <w:tcPr>
+            <w:tcW w:type="dxa" w:w="6350"/>
+            <w:shd w:fill="1F3050" w:val="clear"/>
+          </w:tcPr>
+          <w:p>
+            <w:r>
+              <w:rPr>
+                <w:rFonts w:ascii="Calibri" w:cs="Calibri" w:eastAsia="Calibri" w:hAnsi="Calibri"/>
+                <w:b/>
+                <w:bCs/>
+                <w:color w:val="FFFFFF"/>
+                <w:sz w:val="20"/>
+                <w:szCs w:val="20"/>
+              </w:rPr>
+              <w:t xml:space="preserve">Milestone</w:t>
+            </w:r>
+          </w:p>
+        </w:tc>
+        <w:tc>
+          <w:tcPr>
+            <w:tcW w:type="dxa" w:w="3000"/>
+            <w:shd w:fill="1F3050" w:val="clear"/>
+          </w:tcPr>
+          <w:p>
+            <w:pPr>
+              <w:jc w:val="center"/>
+            </w:pPr>
+            <w:r>
+              <w:rPr>
+                <w:rFonts w:ascii="Calibri" w:cs="Calibri" w:eastAsia="Calibri" w:hAnsi="Calibri"/>
+                <w:b/>
+                <w:bCs/>
+                <w:color w:val="FFFFFF"/>
+                <w:sz w:val="20"/>
+                <w:szCs w:val="20"/>
+              </w:rPr>
+              <w:t xml:space="preserve">Portion Earned</w:t>
+            </w:r>
+          </w:p>
+        </w:tc>
+      </w:tr>
+      <w:tr>
+        <w:tc>
+          <w:tcPr>
+            <w:tcW w:type="dxa" w:w="6350"/>
+            <w:shd w:fill="FAF7F0" w:val="clear"/>
+          </w:tcPr>
+          <w:p>
+            <w:r>
+              <w:rPr>
+                <w:rFonts w:ascii="Calibri" w:cs="Calibri" w:eastAsia="Calibri" w:hAnsi="Calibri"/>
+                <w:sz w:val="20"/>
+                <w:szCs w:val="20"/>
+              </w:rPr>
+              <w:t xml:space="preserve">Filing of the application with the U.S. Copyright Office</w:t>
+            </w:r>
+          </w:p>
+        </w:tc>
+        <w:tc>
+          <w:tcPr>
+            <w:tcW w:type="dxa" w:w="3000"/>
+            <w:shd w:fill="FAF7F0" w:val="clear"/>
+          </w:tcPr>
+          <w:p>
+            <w:pPr>
+              <w:jc w:val="center"/>
+            </w:pPr>
+            <w:r>
+              <w:rPr>
+                <w:rFonts w:ascii="Calibri" w:cs="Calibri" w:eastAsia="Calibri" w:hAnsi="Calibri"/>
+                <w:b/>
+                <w:bCs/>
+                <w:color w:val="1F3050"/>
+                <w:sz w:val="20"/>
+                <w:szCs w:val="20"/>
+              </w:rPr>
+              <w:t xml:space="preserve">100%</w:t>
+            </w:r>
+          </w:p>
+        </w:tc>
+      </w:tr>
+    </w:tbl>
+    <w:p>
+      <w:pPr>
+        <w:spacing w:after="100" w:before="200"/>
+      </w:pPr>
+      <w:r>
+        <w:rPr>
+          <w:rFonts w:ascii="Calibri" w:cs="Calibri" w:eastAsia="Calibri" w:hAnsi="Calibri"/>
+          <w:b/>
+          <w:bCs/>
+          <w:color w:val="1F3050"/>
+          <w:sz w:val="22"/>
+          <w:szCs w:val="22"/>
+        </w:rPr>
+        <w:t xml:space="preserve">Section 4. Deliverables and Acceptance</w:t>
       </w:r>
     </w:p>
     <w:p>
@@ -240,7 +369,7 @@
           <w:sz w:val="22"/>
           <w:szCs w:val="22"/>
         </w:rPr>
-        <w:t xml:space="preserve">Section 4. Client Responsibilities</w:t>
+        <w:t xml:space="preserve">Section 5. Client Responsibilities</w:t>
       </w:r>
     </w:p>
     <w:p>
@@ -269,7 +398,7 @@
           <w:sz w:val="22"/>
           <w:szCs w:val="22"/>
         </w:rPr>
-        <w:t xml:space="preserve">Section 5. Communication and Business Hours</w:t>
+        <w:t xml:space="preserve">Section 6. Communication and Business Hours</w:t>
       </w:r>
     </w:p>
     <w:p>
@@ -298,7 +427,7 @@
           <w:sz w:val="22"/>
           <w:szCs w:val="22"/>
         </w:rPr>
-        <w:t xml:space="preserve">Section 6. Confidentiality</w:t>
+        <w:t xml:space="preserve">Section 7. Confidentiality</w:t>
       </w:r>
     </w:p>
     <w:p>
@@ -327,7 +456,7 @@
           <w:sz w:val="22"/>
           <w:szCs w:val="22"/>
         </w:rPr>
-        <w:t xml:space="preserve">Section 7. Termination</w:t>
+        <w:t xml:space="preserve">Section 8. Termination</w:t>
       </w:r>
     </w:p>
     <w:p>
@@ -356,7 +485,7 @@
           <w:sz w:val="22"/>
           <w:szCs w:val="22"/>
         </w:rPr>
-        <w:t xml:space="preserve">Section 8. Malpractice Insurance Disclosure</w:t>
+        <w:t xml:space="preserve">Section 9. Malpractice Insurance Disclosure</w:t>
       </w:r>
     </w:p>
     <w:p>
@@ -385,7 +514,7 @@
           <w:sz w:val="22"/>
           <w:szCs w:val="22"/>
         </w:rPr>
-        <w:t xml:space="preserve">Section 9. Dispute Resolution</w:t>
+        <w:t xml:space="preserve">Section 10. Dispute Resolution</w:t>
       </w:r>
     </w:p>
     <w:p>
@@ -414,12 +543,12 @@
           <w:sz w:val="22"/>
           <w:szCs w:val="22"/>
         </w:rPr>
-        <w:t xml:space="preserve">Section 10. Governing Law</w:t>
-      </w:r>
-    </w:p>
-    <w:p>
-      <w:pPr>
-        <w:spacing w:after="60" w:before="100"/>
+        <w:t xml:space="preserve">Section 11. Governing Law</w:t>
+      </w:r>
+    </w:p>
+    <w:p>
+      <w:pPr>
+        <w:spacing w:after="140" w:line="276"/>
       </w:pPr>
       <w:r>
         <w:rPr>
@@ -443,7 +572,7 @@
           <w:sz w:val="22"/>
           <w:szCs w:val="22"/>
         </w:rPr>
-        <w:t xml:space="preserve">Section 11. Entire Agreement</w:t>
+        <w:t xml:space="preserve">Section 12. Entire Agreement</w:t>
       </w:r>
     </w:p>
     <w:p>
